--- a/3.Project Design Phase/Solution Architecture.docx
+++ b/3.Project Design Phase/Solution Architecture.docx
@@ -15,7 +15,30 @@
         <w:pStyle w:val="Heading2"/>
       </w:pPr>
       <w:r>
-        <w:t>High-Level Architecture</w:t>
+        <w:t>1. Overview</w:t>
+      </w:r>
+    </w:p>
+    <w:p>
+      <w:r>
+        <w:t>This document specifies the software architecture design for the HDI Prediction System, describing the system layers, directory structure, and component interactions.</w:t>
+      </w:r>
+    </w:p>
+    <w:p>
+      <w:r>
+        <w:t>---</w:t>
+      </w:r>
+    </w:p>
+    <w:p>
+      <w:pPr>
+        <w:pStyle w:val="Heading2"/>
+      </w:pPr>
+      <w:r>
+        <w:t>2. High-Level System Layers</w:t>
+      </w:r>
+    </w:p>
+    <w:p>
+      <w:r>
+        <w:t>The system follows a multi-tier architecture to separate presentation, business logic, model execution, and data storage.</w:t>
       </w:r>
     </w:p>
     <w:p>
@@ -32,83 +55,70 @@
         </w:rPr>
         <w:t>┌─────────────────────────────────────────────────────────────────┐</w:t>
         <w:br/>
-        <w:t>│                        PRESENTATION LAYER                        │</w:t>
+        <w:t>│                       PRESENTATION LAYER                        │</w:t>
         <w:br/>
-        <w:t>│                                                                  │</w:t>
+        <w:t>│                                                                 │</w:t>
         <w:br/>
-        <w:t>│  ┌──────────────┐  ┌──────────────┐  ┌─────────────────────┐   │</w:t>
+        <w:t>│   - home.html (Landing Dashboard)                               │</w:t>
         <w:br/>
-        <w:t>│  │  home.html   │  │indexnew.html │  │  style.css          │   │</w:t>
+        <w:t>│   - indexnew.html (Parameter Inputs &amp; Result Cards)             │</w:t>
         <w:br/>
-        <w:t>│  │  (Landing)   │  │(Prediction)  │  │  (Design System)    │   │</w:t>
+        <w:t>│   - style.css (Design System Tokens, Animations, Glassmorphism) │</w:t>
         <w:br/>
-        <w:t>│  └──────────────┘  └──────────────┘  └─────────────────────┘   │</w:t>
+        <w:t>└────────────────────────────────┬────────────────────────────────┘</w:t>
         <w:br/>
-        <w:t>│                                                                  │</w:t>
+        <w:t xml:space="preserve">                                 │ HTTP GET/POST Requests</w:t>
         <w:br/>
-        <w:t>├──────────────────────────────────────────────────────────────────┤</w:t>
+        <w:t>┌────────────────────────────────▼────────────────────────────────┐</w:t>
         <w:br/>
-        <w:t>│                        APPLICATION LAYER                         │</w:t>
+        <w:t>│                       APPLICATION LAYER                         │</w:t>
         <w:br/>
-        <w:t>│                                                                  │</w:t>
+        <w:t>│                                                                 │</w:t>
         <w:br/>
-        <w:t>│  ┌──────────────────────────────────────────────────────────┐   │</w:t>
+        <w:t>│   - Flask Web Server (app.py)                                   │</w:t>
         <w:br/>
-        <w:t>│  │                    app.py (Flask)                         │   │</w:t>
+        <w:t>│   - Route Handling (/, /predict)                                │</w:t>
         <w:br/>
-        <w:t>│  │  ┌─────────────┐  ┌───────────────┐  ┌───────────────┐  │   │</w:t>
+        <w:t>│   - Input Validation and Type Casting                           │</w:t>
         <w:br/>
-        <w:t>│  │  │  Route: /   │  │ Route:/predict│  │ classify_hdi()│  │   │</w:t>
+        <w:t>│   - classify_hdi() &amp; get_hdi_insights()                         │</w:t>
         <w:br/>
-        <w:t>│  │  │  (home)     │  │ (GET + POST)  │  │ get_insights()│  │   │</w:t>
+        <w:t>└────────────────────────────────┬────────────────────────────────┘</w:t>
         <w:br/>
-        <w:t>│  │  └─────────────┘  └───────────────┘  └───────────────┘  │   │</w:t>
+        <w:t xml:space="preserve">                                 │ Load serialized artifacts</w:t>
         <w:br/>
-        <w:t>│  └──────────────────────────────────────────────────────────┘   │</w:t>
+        <w:t>┌────────────────────────────────▼────────────────────────────────┐</w:t>
         <w:br/>
-        <w:t>│                                                                  │</w:t>
+        <w:t>│                     MACHINE LEARNING LAYER                      │</w:t>
         <w:br/>
-        <w:t>├──────────────────────────────────────────────────────────────────┤</w:t>
+        <w:t>│                                                                 │</w:t>
         <w:br/>
-        <w:t>│                      MACHINE LEARNING LAYER                      │</w:t>
+        <w:t>│   - Trained Linear Regression Model (models/hdi_model.pkl)      │</w:t>
         <w:br/>
-        <w:t>│                                                                  │</w:t>
+        <w:t>│   - Fit LabelEncoder Instance (models/encoder.pkl)              │</w:t>
         <w:br/>
-        <w:t>│  ┌─────────────────────┐  ┌─────────────────────────────┐      │</w:t>
+        <w:t>│   - Model Training pipeline (ml_model.py)                       │</w:t>
         <w:br/>
-        <w:t>│  │ ml_model.py          │  │ data_preprocessing.py        │      │</w:t>
+        <w:t>│   - Data cleaning pipeline (data_preprocessing.py)              │</w:t>
         <w:br/>
-        <w:t>│  │ • LinearRegression   │  │ • load_data()                │      │</w:t>
+        <w:t>└────────────────────────────────┬────────────────────────────────┘</w:t>
         <w:br/>
-        <w:t>│  │ • train_and_evaluate │  │ • select_features()          │      │</w:t>
+        <w:t xml:space="preserve">                                 │ Read dataset</w:t>
         <w:br/>
-        <w:t>│  │ • save model+encoder │  │ • fill_null_values()         │      │</w:t>
+        <w:t>┌────────────────────────────────▼────────────────────────────────┐</w:t>
         <w:br/>
-        <w:t>│  └─────────────────────┘  │ • encode_country()           │      │</w:t>
+        <w:t>│                           DATA LAYER                            │</w:t>
         <w:br/>
-        <w:t>│                            │ • split_data()               │      │</w:t>
+        <w:t>│                                                                 │</w:t>
         <w:br/>
-        <w:t>│                            └─────────────────────────────┘      │</w:t>
+        <w:t>│   - hdi_data.csv (200 training records, 5 country categories)   │</w:t>
         <w:br/>
-        <w:t>│                                                                  │</w:t>
-        <w:br/>
-        <w:t>├──────────────────────────────────────────────────────────────────┤</w:t>
-        <w:br/>
-        <w:t>│                          DATA LAYER                              │</w:t>
-        <w:br/>
-        <w:t>│                                                                  │</w:t>
-        <w:br/>
-        <w:t>│  ┌──────────────┐  ┌──────────────┐  ┌──────────────────┐      │</w:t>
-        <w:br/>
-        <w:t>│  │ hdi_data.csv │  │hdi_model.pkl │  │  encoder.pkl     │      │</w:t>
-        <w:br/>
-        <w:t>│  │ (200 records)│  │(Trained LR)  │  │  (LabelEncoder)  │      │</w:t>
-        <w:br/>
-        <w:t>│  └──────────────┘  └──────────────┘  └──────────────────┘      │</w:t>
-        <w:br/>
-        <w:t>│                                                                  │</w:t>
-        <w:br/>
-        <w:t>└──────────────────────────────────────────────────────────────────┘</w:t>
+        <w:t>└─────────────────────────────────────────────────────────────────┘</w:t>
+      </w:r>
+    </w:p>
+    <w:p>
+      <w:r>
+        <w:t>---</w:t>
       </w:r>
     </w:p>
     <w:p>
@@ -116,7 +126,7 @@
         <w:pStyle w:val="Heading2"/>
       </w:pPr>
       <w:r>
-        <w:t>Component Interaction Diagram</w:t>
+        <w:t>3. Detailed Component Interaction</w:t>
       </w:r>
     </w:p>
     <w:p>
@@ -131,45 +141,54 @@
           <w:color w:val="0F172A"/>
           <w:sz w:val="19"/>
         </w:rPr>
-        <w:t>User Browser                Flask Server               ML Pipeline</w:t>
+        <w:t>User Web Browser               Flask App (app.py)          ML Model / Encoder</w:t>
         <w:br/>
-        <w:t xml:space="preserve">     │                           │                          │</w:t>
+        <w:t xml:space="preserve">       │                               │                           │</w:t>
         <w:br/>
-        <w:t xml:space="preserve">     │  GET /                    │                          │</w:t>
+        <w:t xml:space="preserve">       │  1. Submit Parameter Form     │                           │</w:t>
         <w:br/>
-        <w:t xml:space="preserve">     │──────────────────────────►│                          │</w:t>
+        <w:t xml:space="preserve">       │     (POST /predict)           │                           │</w:t>
         <w:br/>
-        <w:t xml:space="preserve">     │  ◄── home.html ──────────│                          │</w:t>
+        <w:t xml:space="preserve">       │──────────────────────────────►│                           │</w:t>
         <w:br/>
-        <w:t xml:space="preserve">     │                           │                          │</w:t>
+        <w:t xml:space="preserve">       │                               │  2. Encode Country        │</w:t>
         <w:br/>
-        <w:t xml:space="preserve">     │  GET /predict             │                          │</w:t>
+        <w:t xml:space="preserve">       │                               │─────► encoder.transform() │</w:t>
         <w:br/>
-        <w:t xml:space="preserve">     │──────────────────────────►│                          │</w:t>
+        <w:t xml:space="preserve">       │                               │◄───── Return Encoded ID   │</w:t>
         <w:br/>
-        <w:t xml:space="preserve">     │  ◄── indexnew.html ──────│                          │</w:t>
+        <w:t xml:space="preserve">       │                               │                           │</w:t>
         <w:br/>
-        <w:t xml:space="preserve">     │                           │                          │</w:t>
+        <w:t xml:space="preserve">       │                               │  3. Execute Model         │</w:t>
         <w:br/>
-        <w:t xml:space="preserve">     │  POST /predict (form)     │                          │</w:t>
+        <w:t xml:space="preserve">       │                               │─────► model.predict()     │</w:t>
         <w:br/>
-        <w:t xml:space="preserve">     │──────────────────────────►│                          │</w:t>
+        <w:t xml:space="preserve">       │                               │◄───── Return Raw score    │</w:t>
         <w:br/>
-        <w:t xml:space="preserve">     │                           │── encoder.transform() ──►│</w:t>
+        <w:t xml:space="preserve">       │                               │                           │</w:t>
         <w:br/>
-        <w:t xml:space="preserve">     │                           │── model.predict() ──────►│</w:t>
+        <w:t xml:space="preserve">       │                               │  4. Post-processing       │</w:t>
         <w:br/>
-        <w:t xml:space="preserve">     │                           │◄── HDI score ────────────│</w:t>
+        <w:t xml:space="preserve">       │                               │     - Clamp score to [0,1]│</w:t>
         <w:br/>
-        <w:t xml:space="preserve">     │                           │── classify_hdi() ───────►│</w:t>
+        <w:t xml:space="preserve">       │                               │     - classify_hdi()      │</w:t>
         <w:br/>
-        <w:t xml:space="preserve">     │                           │── get_hdi_insights() ───►│</w:t>
+        <w:t xml:space="preserve">       │                               │     - get_insights()      │</w:t>
         <w:br/>
-        <w:t xml:space="preserve">     │  ◄── Result (score,       │                          │</w:t>
+        <w:t xml:space="preserve">       │                               │                           │</w:t>
         <w:br/>
-        <w:t xml:space="preserve">     │       tier, insights) ────│                          │</w:t>
+        <w:t xml:space="preserve">       │  5. Render Result Page        │                           │</w:t>
         <w:br/>
-        <w:t xml:space="preserve">     │                           │                          │</w:t>
+        <w:t xml:space="preserve">       │     (indexnew.html)           │                           │</w:t>
+        <w:br/>
+        <w:t xml:space="preserve">       │◄──────────────────────────────│                           │</w:t>
+        <w:br/>
+        <w:t xml:space="preserve">       │                               │                           │</w:t>
+      </w:r>
+    </w:p>
+    <w:p>
+      <w:r>
+        <w:t>---</w:t>
       </w:r>
     </w:p>
     <w:p>
@@ -177,7 +196,12 @@
         <w:pStyle w:val="Heading2"/>
       </w:pPr>
       <w:r>
-        <w:t>Directory Structure</w:t>
+        <w:t>4. Directory Structure Mapping</w:t>
+      </w:r>
+    </w:p>
+    <w:p>
+      <w:r>
+        <w:t>To ensure a clean layout, the project structure is organized as follows:</w:t>
       </w:r>
     </w:p>
     <w:p>
@@ -194,97 +218,127 @@
         </w:rPr>
         <w:t>HumanDevelopmentIndex/</w:t>
         <w:br/>
-        <w:t>├── 1.Brainstorming &amp; Ideation/</w:t>
+        <w:t>│</w:t>
         <w:br/>
-        <w:t>│   ├── Brainstorming &amp; Idea Prioritization.md</w:t>
+        <w:t>├── 1.Brainstorming &amp; Ideation/                  # Ideation Phase</w:t>
         <w:br/>
-        <w:t>│   ├── Define Problem Statements.md</w:t>
+        <w:t>│   ├── Brainstorming &amp; Idea Prioritization.docx</w:t>
         <w:br/>
-        <w:t>│   └── Empathy Map.md</w:t>
+        <w:t>│   ├── Define Problem Statements.docx</w:t>
         <w:br/>
-        <w:t>├── 2.Requirement Analysis/</w:t>
+        <w:t>│   └── Empathy Map.docx</w:t>
         <w:br/>
-        <w:t>│   ├── Customer Journey Map.md</w:t>
+        <w:t>│</w:t>
         <w:br/>
-        <w:t>│   ├── Data Flow Diagram.md</w:t>
+        <w:t>├── 2.Requirement Analysis/                       # Requirements Phase</w:t>
         <w:br/>
-        <w:t>│   ├── Solution Requirements.md</w:t>
+        <w:t>│   ├── Customer Journey Map.docx</w:t>
         <w:br/>
-        <w:t>│   └── Technology Stack.md</w:t>
+        <w:t>│   ├── Data Flow Diagram.docx</w:t>
         <w:br/>
-        <w:t>├── 3.Project Design Phase/</w:t>
+        <w:t>│   ├── Solution Requirements.docx</w:t>
         <w:br/>
-        <w:t>│   ├── Problem - Solution Fit.md</w:t>
+        <w:t>│   └── Technology Stack.docx</w:t>
         <w:br/>
-        <w:t>│   ├── Proposed Solution.md</w:t>
+        <w:t>│</w:t>
         <w:br/>
-        <w:t>│   └── Solution Architecture.md</w:t>
+        <w:t>├── 3.Project Design Phase/                       # Architectural Design</w:t>
         <w:br/>
-        <w:t>├── 4.Project Planning Phase/</w:t>
+        <w:t>│   ├── Problem - Solution Fit.docx</w:t>
         <w:br/>
-        <w:t>│   └── Project Planning.md</w:t>
+        <w:t>│   ├── Proposed Solution.docx</w:t>
         <w:br/>
-        <w:t>├── 5.Project Development Phase/</w:t>
+        <w:t>│   └── Solution Architecture.docx</w:t>
         <w:br/>
-        <w:t>│   ├── app.py</w:t>
+        <w:t>│</w:t>
         <w:br/>
-        <w:t>│   ├── ml_model.py</w:t>
+        <w:t>├── 4.Project Planning Phase/                     # Project Planning</w:t>
         <w:br/>
-        <w:t>│   ├── data_preprocessing.py</w:t>
+        <w:t>│   └── Project Planning.docx</w:t>
         <w:br/>
-        <w:t>│   ├── visualization.py</w:t>
+        <w:t>│</w:t>
         <w:br/>
-        <w:t>│   ├── eda_visualizations.py</w:t>
+        <w:t>├── 5.Project Development Phase/                  # Project Code &amp; Docs</w:t>
         <w:br/>
-        <w:t>│   ├── feature_selection.py</w:t>
+        <w:t>│   ├── Code-Layout, Readability and Reusability.docx</w:t>
         <w:br/>
-        <w:t>│   ├── imports.py</w:t>
+        <w:t>│   ├── Coding &amp; Solution.docx</w:t>
         <w:br/>
-        <w:t>│   ├── requirements.txt</w:t>
+        <w:t>│   ├── No. of Functional Features Included in the Solution.docx</w:t>
         <w:br/>
-        <w:t>│   ├── schema.sql</w:t>
+        <w:t>│   └── code/                                     # Active Codebase</w:t>
         <w:br/>
-        <w:t>│   ├── test_app.py</w:t>
+        <w:t>│       ├── app.py</w:t>
         <w:br/>
-        <w:t>│   ├── data/</w:t>
+        <w:t>│       ├── ml_model.py</w:t>
         <w:br/>
-        <w:t>│   │   └── hdi_data.csv</w:t>
+        <w:t>│       ├── data_preprocessing.py</w:t>
         <w:br/>
-        <w:t>│   ├── models/</w:t>
+        <w:t>│       ├── visualization.py</w:t>
         <w:br/>
-        <w:t>│   │   ├── hdi_model.pkl</w:t>
+        <w:t>│       ├── eda_visualizations.py</w:t>
         <w:br/>
-        <w:t>│   │   └── encoder.pkl</w:t>
+        <w:t>│       ├── feature_selection.py</w:t>
         <w:br/>
-        <w:t>│   ├── static/</w:t>
+        <w:t>│       ├── requirements.txt</w:t>
         <w:br/>
-        <w:t>│   │   └── style.css</w:t>
+        <w:t>│       ├── schema.sql</w:t>
         <w:br/>
-        <w:t>│   ├── templates/</w:t>
+        <w:t>│       ├── test_app.py</w:t>
         <w:br/>
-        <w:t>│   │   ├── home.html</w:t>
+        <w:t>│       ├── data/</w:t>
         <w:br/>
-        <w:t>│   │   ├── index.html</w:t>
+        <w:t>│       │   └── hdi_data.csv</w:t>
         <w:br/>
-        <w:t>│   │   └── indexnew.html</w:t>
+        <w:t>│       ├── models/</w:t>
         <w:br/>
-        <w:t>│   └── notebooks/</w:t>
+        <w:t>│       │   ├── hdi_model.pkl</w:t>
         <w:br/>
-        <w:t>├── 6.Project Testing/</w:t>
+        <w:t>│       │   └── encoder.pkl</w:t>
         <w:br/>
-        <w:t>│   ├── Functional &amp; Performance Testing.md</w:t>
+        <w:t>│       ├── static/</w:t>
         <w:br/>
-        <w:t>│   └── Acceptance Testing.md</w:t>
+        <w:t>│       │   └── style.css</w:t>
         <w:br/>
-        <w:t>├── 7.Project Documentation/</w:t>
+        <w:t>│       └── templates/</w:t>
         <w:br/>
-        <w:t>│   └── Project Documentation.md</w:t>
+        <w:t>│           ├── home.html</w:t>
         <w:br/>
-        <w:t>├── 8.Project Demonstration/</w:t>
+        <w:t>│           ├── index.html</w:t>
         <w:br/>
-        <w:t>│   └── README.md</w:t>
+        <w:t>│           └── indexnew.html</w:t>
         <w:br/>
-        <w:t>└── README.md</w:t>
+        <w:t>│</w:t>
+        <w:br/>
+        <w:t>├── 6.Project Testing/                            # Testing &amp; Quality Assurance</w:t>
+        <w:br/>
+        <w:t>│   ├── Acceptance Testing.docx</w:t>
+        <w:br/>
+        <w:t>│   └── Functional &amp; Performance Testing.docx</w:t>
+        <w:br/>
+        <w:t>│</w:t>
+        <w:br/>
+        <w:t>├── 7.Project Documentation/                      # Final Reports &amp; Manuals</w:t>
+        <w:br/>
+        <w:t>│   ├── Project Documentation.docx</w:t>
+        <w:br/>
+        <w:t>│   └── Project Executable Files.docx</w:t>
+        <w:br/>
+        <w:t>│</w:t>
+        <w:br/>
+        <w:t>└── 8.Project Demonstration/                      # Demonstration Phase</w:t>
+        <w:br/>
+        <w:t xml:space="preserve">    ├── Communication.docx</w:t>
+        <w:br/>
+        <w:t xml:space="preserve">    ├── Demonstration of Proposed Features.docx</w:t>
+        <w:br/>
+        <w:t xml:space="preserve">    ├── Project Demo Planning.docx</w:t>
+        <w:br/>
+        <w:t xml:space="preserve">    ├── README.docx</w:t>
+        <w:br/>
+        <w:t xml:space="preserve">    ├── Scalability &amp; Future Plan.docx</w:t>
+        <w:br/>
+        <w:t xml:space="preserve">    └── Team Involvement in Demonstration.docx</w:t>
       </w:r>
     </w:p>
     <w:sectPr>
